--- a/materials/docx/08-answer-key.docx
+++ b/materials/docx/08-answer-key.docx
@@ -1377,6 +1377,33 @@
           <w:sz w:val="21"/>
         </w:rPr>
         <w:t>(1) In the text the grandmother wants him to farm; historically it was his mother Hannah who took him out of school to run the farm. (2) A prism is a triangular prism, not a “pyramid”. (3) Newton’s reflecting telescope (1671) impressed the Royal Society, which led to his election as a Fellow; there is no reliable source for the king congratulating him. The exercises test the text as written, so students are never marked wrong for these.</w:t>
+      </w:r>
+    </w:p>
+    <w:p>
+      <w:pPr>
+        <w:spacing w:after="40" w:before="160"/>
+      </w:pPr>
+      <w:r>
+        <w:rPr>
+          <w:b/>
+          <w:i w:val="0"/>
+          <w:color w:val="9D2226"/>
+          <w:sz w:val="23"/>
+        </w:rPr>
+        <w:t>Elizabeth’s text – two claims the record does not support</w:t>
+      </w:r>
+    </w:p>
+    <w:p>
+      <w:pPr>
+        <w:spacing w:after="80" w:before="0"/>
+      </w:pPr>
+      <w:r>
+        <w:rPr>
+          <w:b w:val="0"/>
+          <w:i w:val="0"/>
+          <w:sz w:val="21"/>
+        </w:rPr>
+        <w:t>(1) The text says Shakespeare was her favourite writer. She is documented as loving the theatre, and Shakespeare and Marlowe are documented as writing in her reign; a personal favourite is not. (2) The text says the white make-up was a poison that perhaps killed her slowly. It was lead-based and it is a popular story, but the cause of her death is not known and no source establishes this. The text is printed as the teacher wrote it, like Newton’s, and neither claim is used in any exercise, key or listening task on Sheets [[#elizabeth-i]] or [[#grammar-elizabeth-i]] – both are there to be discussed out loud. Two figures in the same text WERE corrected because they are simply wrong: she died on 24 March 1603 (not the 14th) and reigned 44 years (not 45).</w:t>
       </w:r>
     </w:p>
     <w:p>
